--- a/数媒智创平台_PRD_V2.5.docx
+++ b/数媒智创平台_PRD_V2.5.docx
@@ -4041,7 +4041,7 @@
           <w:rFonts w:ascii="Arial" w:hAnsi="Arial"/>
           <w:sz w:val="21"/>
         </w:rPr>
-        <w:t>热点助手采用“顶部脉搏 + 中部筛选 + 下部列表”的纵向布局：</w:t>
+        <w:t>热点助手 V2.4 升级为「四个 Tab 整合页」布局：</w:t>
       </w:r>
     </w:p>
     <w:p>
@@ -4053,7 +4053,7 @@
           <w:rFonts w:ascii="Arial" w:hAnsi="Arial"/>
           <w:sz w:val="21"/>
         </w:rPr>
-        <w:t>顶部：实时热点脉搏滚动条，展示当前正在发酵的热门话题与热度变化（如“深圳今日热点脉搏 ↑289”）。</w:t>
+        <w:t>顶部 Tab 栏：热点搜索 / 热点预测 / 国内热榜 / 国际热榜（后两个即原热点榜单的国内/国际数据）。</w:t>
       </w:r>
     </w:p>
     <w:p>
@@ -4065,7 +4065,7 @@
           <w:rFonts w:ascii="Arial" w:hAnsi="Arial"/>
           <w:sz w:val="21"/>
         </w:rPr>
-        <w:t>中部：双Tab切换（热点搜索 / 热点预测）+ 多维度筛选面板。</w:t>
+        <w:t>检索区（热点搜索 / 热点预测 Tab 下）：关键词输入框 + 行业分类 + 地域 + 内容发布时间（起止）筛选 + 「搜索」「重置」按钮；V2.4 新增「刷新热点数据」按钮与「数据更新时间」标识，便于判断数据新鲜度。</w:t>
       </w:r>
     </w:p>
     <w:p>
@@ -4077,7 +4077,15 @@
           <w:rFonts w:ascii="Arial" w:hAnsi="Arial"/>
           <w:sz w:val="21"/>
         </w:rPr>
-        <w:t>下部：热点事件卡片列表，每张卡片展示分类、地域、标题、摘要、热度与阅读量，并支持“查看详情”。</w:t>
+        <w:t>深圳今日热点脉搏：地域化热点榜单，展示深圳本地正在发酵的话题及热度上升趋势（如「深圳多点布置景观装置迎APEC ↑66」）。</w:t>
+      </w:r>
+    </w:p>
+    <w:p>
+      <w:pPr>
+        <w:jc w:val="left"/>
+      </w:pPr>
+      <w:r>
+        <w:t>下部：热点事件卡片列表，每张卡片展示分类标签、地域、标题、摘要、热度、阅读量，并支持「所属中事件」关联跳转与「查看详情」。</w:t>
       </w:r>
     </w:p>
     <w:p w:style="Heading3">

--- a/数媒智创平台_PRD_V2.5.docx
+++ b/数媒智创平台_PRD_V2.5.docx
@@ -345,7 +345,7 @@
                 <w:sz w:val="21"/>
                 <w:szCs w:val="21"/>
               </w:rPr>
-              <w:t xml:space="preserve">阿爪</w:t>
+              <w:t>陈翃</w:t>
             </w:r>
           </w:p>
         </w:tc>
@@ -387,7 +387,7 @@
           </w:tcPr>
           <w:p>
             <w:r>
-              <w:t>阿爪</w:t>
+              <w:t>陈翃</w:t>
             </w:r>
           </w:p>
         </w:tc>
@@ -429,7 +429,7 @@
           </w:tcPr>
           <w:p>
             <w:r>
-              <w:t>阿爪</w:t>
+              <w:t>陈翃</w:t>
             </w:r>
           </w:p>
         </w:tc>
@@ -471,7 +471,7 @@
           </w:tcPr>
           <w:p>
             <w:r>
-              <w:t>阿爪</w:t>
+              <w:t>陈翃</w:t>
             </w:r>
           </w:p>
         </w:tc>
@@ -513,7 +513,7 @@
           </w:tcPr>
           <w:p>
             <w:r>
-              <w:t>阿爪</w:t>
+              <w:t>陈翃</w:t>
             </w:r>
           </w:p>
         </w:tc>
@@ -555,7 +555,7 @@
           </w:tcPr>
           <w:p>
             <w:r>
-              <w:t>阿爪</w:t>
+              <w:t>陈翃</w:t>
             </w:r>
           </w:p>
         </w:tc>
@@ -597,7 +597,7 @@
           </w:tcPr>
           <w:p>
             <w:r>
-              <w:t>阿爪</w:t>
+              <w:t>陈翃</w:t>
             </w:r>
           </w:p>
         </w:tc>
